--- a/data/cvs/cv_132_Glückliche_Gäste_Backend_Engineer__TypeScript_Node_js___D.docx
+++ b/data/cvs/cv_132_Glückliche_Gäste_Backend_Engineer__TypeScript_Node_js___D.docx
@@ -86,7 +86,7 @@
         <w:rPr>
           <w:sz w:val="20"/>
         </w:rPr>
-        <w:t>Backend Engineer with a DevOps mindset, specialising in TypeScript and Node.js. I design and build robust server-side applications, integrating APIs and cloud technologies. Currently at Copy Cat Group, I'm leading the integration of SAP APIs with an internal Credit Control System, and have built an AI-powered tender scraping pipeline. My work spans full-stack development, with a focus on backend logic, deployment, and CI/CD pipelines.</w:t>
+        <w:t>Backend Engineer with a DevOps mindset, specialising in TypeScript and Node.js. I design and develop server-side applications, leveraging my expertise in PostgreSQL, APIs, and service-oriented architecture. My work spans cloud and edge computing, with a focus on AI integration and agent-based systems. I have experience with containerisation, microservices, and Linux, and am well-versed in DevOps practices, including CI/CD pipelines and Kubernetes deployment.</w:t>
       </w:r>
     </w:p>
     <w:p>
@@ -173,7 +173,7 @@
         <w:rPr>
           <w:sz w:val="20"/>
         </w:rPr>
-        <w:t>Pandas, NumPy, Data Visualisation</w:t>
+        <w:t>Pandas, NumPy, Data Visualisation, Statistical Analysis</w:t>
       </w:r>
     </w:p>
     <w:p>
@@ -209,7 +209,7 @@
         <w:rPr>
           <w:sz w:val="20"/>
         </w:rPr>
-        <w:t>Git, CI/CD, REST APIs, Web Scraping</w:t>
+        <w:t>Web Scraping, REST APIs, Git, GitHub, Postman, VS Code</w:t>
       </w:r>
     </w:p>
     <w:p>
@@ -227,43 +227,7 @@
         <w:rPr>
           <w:sz w:val="20"/>
         </w:rPr>
-        <w:t>Docker, Kubernetes, Cloud Computing, Server Administration</w:t>
-      </w:r>
-    </w:p>
-    <w:p>
-      <w:pPr>
-        <w:spacing w:before="0" w:after="40"/>
-      </w:pPr>
-      <w:r>
-        <w:rPr>
-          <w:b/>
-          <w:sz w:val="20"/>
-        </w:rPr>
-        <w:t xml:space="preserve">AI &amp; Specialist Tools: </w:t>
-      </w:r>
-      <w:r>
-        <w:rPr>
-          <w:sz w:val="20"/>
-        </w:rPr>
-        <w:t>service-oriented architectures, GitLab, Edge systems, Raspberry Pi, macOS, KI-APIs</w:t>
-      </w:r>
-    </w:p>
-    <w:p>
-      <w:pPr>
-        <w:spacing w:before="0" w:after="40"/>
-      </w:pPr>
-      <w:r>
-        <w:rPr>
-          <w:b/>
-          <w:sz w:val="20"/>
-        </w:rPr>
-        <w:t xml:space="preserve">Platforms &amp; Methods: </w:t>
-      </w:r>
-      <w:r>
-        <w:rPr>
-          <w:sz w:val="20"/>
-        </w:rPr>
-        <w:t>agent-based concepts, MCP architectures, Linux, containerized applications, relational databases, Agile, Scrum</w:t>
+        <w:t>Docker, CI/CD, GitLab, Kubernetes, Cloud Computing, Edge Computing, Raspberry Pi, macOS, Linux, Containerization</w:t>
       </w:r>
     </w:p>
     <w:p>
@@ -313,7 +277,7 @@
         <w:rPr>
           <w:sz w:val="20"/>
         </w:rPr>
-        <w:t>Integrating SAP APIs with an internal Credit Control System, creating an automated, real-time solution.</w:t>
+        <w:t>Integrating SAP APIs with an internal Credit Control System, automating processes for OA and IT teams.</w:t>
       </w:r>
     </w:p>
     <w:p>
@@ -325,7 +289,7 @@
         <w:rPr>
           <w:sz w:val="20"/>
         </w:rPr>
-        <w:t>Designing and prototyping an AI-powered tender scraping pipeline, automating tender discovery and processing.</w:t>
+        <w:t>Authoring technical documentation: BRD, SDD, and architecture specifications for enterprise-wide projects.</w:t>
       </w:r>
     </w:p>
     <w:p>
@@ -337,19 +301,7 @@
         <w:rPr>
           <w:sz w:val="20"/>
         </w:rPr>
-        <w:t>Building and maintaining full-stack applications, collaborating on backend logic and front-end improvements.</w:t>
-      </w:r>
-    </w:p>
-    <w:p>
-      <w:pPr>
-        <w:pStyle w:val="ListBullet"/>
-        <w:spacing w:before="0" w:after="20"/>
-      </w:pPr>
-      <w:r>
-        <w:rPr>
-          <w:sz w:val="20"/>
-        </w:rPr>
-        <w:t>Implementing CI/CD pipelines and Git-based workflows for efficient development and deployment.</w:t>
+        <w:t>Designing and prototyping an AI-powered tender scraping pipeline to automate tender discovery and processing.</w:t>
       </w:r>
     </w:p>
     <w:p>
@@ -384,7 +336,31 @@
         <w:rPr>
           <w:sz w:val="20"/>
         </w:rPr>
-        <w:t>Generating accurate captions for multimodal datasets, improving model accuracy through detailed annotations.</w:t>
+        <w:t>Train AI models by generating accurate difference-based captions for multimodal datasets</w:t>
+      </w:r>
+    </w:p>
+    <w:p>
+      <w:pPr>
+        <w:pStyle w:val="ListBullet"/>
+        <w:spacing w:before="0" w:after="20"/>
+      </w:pPr>
+      <w:r>
+        <w:rPr>
+          <w:sz w:val="20"/>
+        </w:rPr>
+        <w:t>Perform categorisation, bounding, consistency checks, and image-level validation to improve multimodal model accuracy</w:t>
+      </w:r>
+    </w:p>
+    <w:p>
+      <w:pPr>
+        <w:pStyle w:val="ListBullet"/>
+        <w:spacing w:before="0" w:after="20"/>
+      </w:pPr>
+      <w:r>
+        <w:rPr>
+          <w:sz w:val="20"/>
+        </w:rPr>
+        <w:t>Contribute high-quality annotated outputs that directly feed into production AI model training pipelines</w:t>
       </w:r>
     </w:p>
     <w:p>
@@ -419,7 +395,31 @@
         <w:rPr>
           <w:sz w:val="20"/>
         </w:rPr>
-        <w:t>Developing full-stack solutions, including UI components and API optimisation, for diverse client needs.</w:t>
+        <w:t>Developed and delivered full-stack solutions for U.S.-based clients across different sectors</w:t>
+      </w:r>
+    </w:p>
+    <w:p>
+      <w:pPr>
+        <w:pStyle w:val="ListBullet"/>
+        <w:spacing w:before="0" w:after="20"/>
+      </w:pPr>
+      <w:r>
+        <w:rPr>
+          <w:sz w:val="20"/>
+        </w:rPr>
+        <w:t>Built UI components, optimised APIs, and handled CMS-based website systems</w:t>
+      </w:r>
+    </w:p>
+    <w:p>
+      <w:pPr>
+        <w:pStyle w:val="ListBullet"/>
+        <w:spacing w:before="0" w:after="20"/>
+      </w:pPr>
+      <w:r>
+        <w:rPr>
+          <w:sz w:val="20"/>
+        </w:rPr>
+        <w:t>Collaborated with remote teams to debug, improve performance, and implement client feedback</w:t>
       </w:r>
     </w:p>
     <w:p>
@@ -454,7 +454,31 @@
         <w:rPr>
           <w:sz w:val="20"/>
         </w:rPr>
-        <w:t>Creating structured datasets for health and agriculture AI systems, ensuring annotation quality and consistency.</w:t>
+        <w:t>Annotated and evaluated datasets for health and agriculture AI systems</w:t>
+      </w:r>
+    </w:p>
+    <w:p>
+      <w:pPr>
+        <w:pStyle w:val="ListBullet"/>
+        <w:spacing w:before="0" w:after="20"/>
+      </w:pPr>
+      <w:r>
+        <w:rPr>
+          <w:sz w:val="20"/>
+        </w:rPr>
+        <w:t>Performed intent detection, slot tagging, utterance verification, and structured dataset creation</w:t>
+      </w:r>
+    </w:p>
+    <w:p>
+      <w:pPr>
+        <w:pStyle w:val="ListBullet"/>
+        <w:spacing w:before="0" w:after="20"/>
+      </w:pPr>
+      <w:r>
+        <w:rPr>
+          <w:sz w:val="20"/>
+        </w:rPr>
+        <w:t>Ensured annotation quality and consistency across multilingual and multimodal training data</w:t>
       </w:r>
     </w:p>
     <w:p>
